--- a/Lab4_HuynhNguyenPhucVinh_22705721.docx
+++ b/Lab4_HuynhNguyenPhucVinh_22705721.docx
@@ -1,6 +1,6 @@
 
 <file path=word/document.xml><?xml version="1.0" encoding="utf-8"?>
-<w:document xmlns:wpc="http://schemas.microsoft.com/office/word/2010/wordprocessingCanvas" xmlns:mc="http://schemas.openxmlformats.org/markup-compatibility/2006" xmlns:o="urn:schemas-microsoft-com:office:office" xmlns:r="http://schemas.openxmlformats.org/officeDocument/2006/relationships" xmlns:m="http://schemas.openxmlformats.org/officeDocument/2006/math" xmlns:v="urn:schemas-microsoft-com:vml" xmlns:wp14="http://schemas.microsoft.com/office/word/2010/wordprocessingDrawing" xmlns:wp="http://schemas.openxmlformats.org/drawingml/2006/wordprocessingDrawing" xmlns:w10="urn:schemas-microsoft-com:office:word" xmlns:w="http://schemas.openxmlformats.org/wordprocessingml/2006/main" xmlns:w14="http://schemas.microsoft.com/office/word/2010/wordml" xmlns:w15="http://schemas.microsoft.com/office/word/2012/wordml" xmlns:wpg="http://schemas.microsoft.com/office/word/2010/wordprocessingGroup" xmlns:wpi="http://schemas.microsoft.com/office/word/2010/wordprocessingInk" xmlns:wne="http://schemas.microsoft.com/office/word/2006/wordml" xmlns:wps="http://schemas.microsoft.com/office/word/2010/wordprocessingShape" mc:Ignorable="w14 w15 wp14">
+<w:document xmlns:wpc="http://schemas.microsoft.com/office/word/2010/wordprocessingCanvas" xmlns:cx="http://schemas.microsoft.com/office/drawing/2014/chartex" xmlns:cx1="http://schemas.microsoft.com/office/drawing/2015/9/8/chartex" xmlns:cx2="http://schemas.microsoft.com/office/drawing/2015/10/21/chartex" xmlns:cx3="http://schemas.microsoft.com/office/drawing/2016/5/9/chartex" xmlns:cx4="http://schemas.microsoft.com/office/drawing/2016/5/10/chartex" xmlns:cx5="http://schemas.microsoft.com/office/drawing/2016/5/11/chartex" xmlns:cx6="http://schemas.microsoft.com/office/drawing/2016/5/12/chartex" xmlns:cx7="http://schemas.microsoft.com/office/drawing/2016/5/13/chartex" xmlns:cx8="http://schemas.microsoft.com/office/drawing/2016/5/14/chartex" xmlns:mc="http://schemas.openxmlformats.org/markup-compatibility/2006" xmlns:aink="http://schemas.microsoft.com/office/drawing/2016/ink" xmlns:am3d="http://schemas.microsoft.com/office/drawing/2017/model3d" xmlns:o="urn:schemas-microsoft-com:office:office" xmlns:r="http://schemas.openxmlformats.org/officeDocument/2006/relationships" xmlns:m="http://schemas.openxmlformats.org/officeDocument/2006/math" xmlns:v="urn:schemas-microsoft-com:vml" xmlns:wp14="http://schemas.microsoft.com/office/word/2010/wordprocessingDrawing" xmlns:wp="http://schemas.openxmlformats.org/drawingml/2006/wordprocessingDrawing" xmlns:w10="urn:schemas-microsoft-com:office:word" xmlns:w="http://schemas.openxmlformats.org/wordprocessingml/2006/main" xmlns:w14="http://schemas.microsoft.com/office/word/2010/wordml" xmlns:w15="http://schemas.microsoft.com/office/word/2012/wordml" xmlns:w16cid="http://schemas.microsoft.com/office/word/2016/wordml/cid" xmlns:w16se="http://schemas.microsoft.com/office/word/2015/wordml/symex" xmlns:wpg="http://schemas.microsoft.com/office/word/2010/wordprocessingGroup" xmlns:wpi="http://schemas.microsoft.com/office/word/2010/wordprocessingInk" xmlns:wne="http://schemas.microsoft.com/office/word/2006/wordml" xmlns:wps="http://schemas.microsoft.com/office/word/2010/wordprocessingShape" mc:Ignorable="w14 w15 w16se w16cid wp14">
   <w:body>
     <w:p>
       <w:r>
@@ -26,6 +26,984 @@
         <w:t>Lab4 Minh Chứng</w:t>
       </w:r>
     </w:p>
+    <w:sdt>
+      <w:sdtPr>
+        <w:id w:val="-1978978955"/>
+        <w:docPartObj>
+          <w:docPartGallery w:val="Table of Contents"/>
+          <w:docPartUnique/>
+        </w:docPartObj>
+      </w:sdtPr>
+      <w:sdtEndPr>
+        <w:rPr>
+          <w:rFonts w:ascii="Times New Roman" w:eastAsiaTheme="minorHAnsi" w:hAnsi="Times New Roman" w:cstheme="minorBidi"/>
+          <w:b/>
+          <w:bCs/>
+          <w:noProof/>
+          <w:color w:val="auto"/>
+          <w:sz w:val="26"/>
+          <w:szCs w:val="22"/>
+        </w:rPr>
+      </w:sdtEndPr>
+      <w:sdtContent>
+        <w:p>
+          <w:pPr>
+            <w:pStyle w:val="TOCHeading"/>
+            <w:rPr>
+              <w:lang w:val="vi-VN"/>
+            </w:rPr>
+          </w:pPr>
+          <w:r>
+            <w:t>Mục</w:t>
+          </w:r>
+          <w:r>
+            <w:rPr>
+              <w:lang w:val="vi-VN"/>
+            </w:rPr>
+            <w:t xml:space="preserve"> lục</w:t>
+          </w:r>
+        </w:p>
+        <w:p>
+          <w:pPr>
+            <w:pStyle w:val="TOC1"/>
+            <w:tabs>
+              <w:tab w:val="right" w:leader="dot" w:pos="9350"/>
+            </w:tabs>
+            <w:rPr>
+              <w:noProof/>
+            </w:rPr>
+          </w:pPr>
+          <w:r>
+            <w:fldChar w:fldCharType="begin"/>
+          </w:r>
+          <w:r>
+            <w:instrText xml:space="preserve"> TOC \o "1-3" \h \z \u </w:instrText>
+          </w:r>
+          <w:r>
+            <w:fldChar w:fldCharType="separate"/>
+          </w:r>
+          <w:hyperlink w:anchor="_Toc225715213" w:history="1">
+            <w:r>
+              <w:rPr>
+                <w:rStyle w:val="Hyperlink"/>
+                <w:b/>
+                <w:noProof/>
+              </w:rPr>
+              <w:t>Phần 1</w:t>
+            </w:r>
+            <w:r>
+              <w:rPr>
+                <w:noProof/>
+                <w:webHidden/>
+              </w:rPr>
+              <w:tab/>
+            </w:r>
+            <w:r>
+              <w:rPr>
+                <w:noProof/>
+                <w:webHidden/>
+              </w:rPr>
+              <w:fldChar w:fldCharType="begin"/>
+            </w:r>
+            <w:r>
+              <w:rPr>
+                <w:noProof/>
+                <w:webHidden/>
+              </w:rPr>
+              <w:instrText xml:space="preserve"> PAGEREF _Toc225715213 \h </w:instrText>
+            </w:r>
+            <w:r>
+              <w:rPr>
+                <w:noProof/>
+                <w:webHidden/>
+              </w:rPr>
+            </w:r>
+            <w:r>
+              <w:rPr>
+                <w:noProof/>
+                <w:webHidden/>
+              </w:rPr>
+              <w:fldChar w:fldCharType="separate"/>
+            </w:r>
+            <w:r>
+              <w:rPr>
+                <w:noProof/>
+                <w:webHidden/>
+              </w:rPr>
+              <w:t>2</w:t>
+            </w:r>
+            <w:r>
+              <w:rPr>
+                <w:noProof/>
+                <w:webHidden/>
+              </w:rPr>
+              <w:fldChar w:fldCharType="end"/>
+            </w:r>
+          </w:hyperlink>
+        </w:p>
+        <w:p>
+          <w:pPr>
+            <w:pStyle w:val="TOC1"/>
+            <w:tabs>
+              <w:tab w:val="right" w:leader="dot" w:pos="9350"/>
+            </w:tabs>
+            <w:rPr>
+              <w:noProof/>
+            </w:rPr>
+          </w:pPr>
+          <w:hyperlink w:anchor="_Toc225715214" w:history="1">
+            <w:r>
+              <w:rPr>
+                <w:rStyle w:val="Hyperlink"/>
+                <w:b/>
+                <w:noProof/>
+              </w:rPr>
+              <w:t>Phần 2</w:t>
+            </w:r>
+            <w:r>
+              <w:rPr>
+                <w:noProof/>
+                <w:webHidden/>
+              </w:rPr>
+              <w:tab/>
+            </w:r>
+            <w:r>
+              <w:rPr>
+                <w:noProof/>
+                <w:webHidden/>
+              </w:rPr>
+              <w:fldChar w:fldCharType="begin"/>
+            </w:r>
+            <w:r>
+              <w:rPr>
+                <w:noProof/>
+                <w:webHidden/>
+              </w:rPr>
+              <w:instrText xml:space="preserve"> PAGEREF _Toc225715214 \h </w:instrText>
+            </w:r>
+            <w:r>
+              <w:rPr>
+                <w:noProof/>
+                <w:webHidden/>
+              </w:rPr>
+            </w:r>
+            <w:r>
+              <w:rPr>
+                <w:noProof/>
+                <w:webHidden/>
+              </w:rPr>
+              <w:fldChar w:fldCharType="separate"/>
+            </w:r>
+            <w:r>
+              <w:rPr>
+                <w:noProof/>
+                <w:webHidden/>
+              </w:rPr>
+              <w:t>4</w:t>
+            </w:r>
+            <w:r>
+              <w:rPr>
+                <w:noProof/>
+                <w:webHidden/>
+              </w:rPr>
+              <w:fldChar w:fldCharType="end"/>
+            </w:r>
+          </w:hyperlink>
+        </w:p>
+        <w:p>
+          <w:pPr>
+            <w:pStyle w:val="TOC2"/>
+            <w:tabs>
+              <w:tab w:val="right" w:leader="dot" w:pos="9350"/>
+            </w:tabs>
+            <w:rPr>
+              <w:noProof/>
+            </w:rPr>
+          </w:pPr>
+          <w:hyperlink w:anchor="_Toc225715215" w:history="1">
+            <w:r>
+              <w:rPr>
+                <w:rStyle w:val="Hyperlink"/>
+                <w:noProof/>
+              </w:rPr>
+              <w:t>B</w:t>
+            </w:r>
+            <w:r>
+              <w:rPr>
+                <w:rStyle w:val="Hyperlink"/>
+                <w:noProof/>
+                <w:lang w:val="vi-VN"/>
+              </w:rPr>
+              <w:t>ài 1</w:t>
+            </w:r>
+            <w:r>
+              <w:rPr>
+                <w:noProof/>
+                <w:webHidden/>
+              </w:rPr>
+              <w:tab/>
+            </w:r>
+            <w:r>
+              <w:rPr>
+                <w:noProof/>
+                <w:webHidden/>
+              </w:rPr>
+              <w:fldChar w:fldCharType="begin"/>
+            </w:r>
+            <w:r>
+              <w:rPr>
+                <w:noProof/>
+                <w:webHidden/>
+              </w:rPr>
+              <w:instrText xml:space="preserve"> PAGEREF _Toc225715215 \h </w:instrText>
+            </w:r>
+            <w:r>
+              <w:rPr>
+                <w:noProof/>
+                <w:webHidden/>
+              </w:rPr>
+            </w:r>
+            <w:r>
+              <w:rPr>
+                <w:noProof/>
+                <w:webHidden/>
+              </w:rPr>
+              <w:fldChar w:fldCharType="separate"/>
+            </w:r>
+            <w:r>
+              <w:rPr>
+                <w:noProof/>
+                <w:webHidden/>
+              </w:rPr>
+              <w:t>4</w:t>
+            </w:r>
+            <w:r>
+              <w:rPr>
+                <w:noProof/>
+                <w:webHidden/>
+              </w:rPr>
+              <w:fldChar w:fldCharType="end"/>
+            </w:r>
+          </w:hyperlink>
+        </w:p>
+        <w:p>
+          <w:pPr>
+            <w:pStyle w:val="TOC2"/>
+            <w:tabs>
+              <w:tab w:val="right" w:leader="dot" w:pos="9350"/>
+            </w:tabs>
+            <w:rPr>
+              <w:noProof/>
+            </w:rPr>
+          </w:pPr>
+          <w:hyperlink w:anchor="_Toc225715216" w:history="1">
+            <w:r>
+              <w:rPr>
+                <w:rStyle w:val="Hyperlink"/>
+                <w:noProof/>
+                <w:lang w:val="vi-VN"/>
+              </w:rPr>
+              <w:t>Bài 2</w:t>
+            </w:r>
+            <w:r>
+              <w:rPr>
+                <w:noProof/>
+                <w:webHidden/>
+              </w:rPr>
+              <w:tab/>
+            </w:r>
+            <w:r>
+              <w:rPr>
+                <w:noProof/>
+                <w:webHidden/>
+              </w:rPr>
+              <w:fldChar w:fldCharType="begin"/>
+            </w:r>
+            <w:r>
+              <w:rPr>
+                <w:noProof/>
+                <w:webHidden/>
+              </w:rPr>
+              <w:instrText xml:space="preserve"> PAGEREF _Toc225715216 \h </w:instrText>
+            </w:r>
+            <w:r>
+              <w:rPr>
+                <w:noProof/>
+                <w:webHidden/>
+              </w:rPr>
+            </w:r>
+            <w:r>
+              <w:rPr>
+                <w:noProof/>
+                <w:webHidden/>
+              </w:rPr>
+              <w:fldChar w:fldCharType="separate"/>
+            </w:r>
+            <w:r>
+              <w:rPr>
+                <w:noProof/>
+                <w:webHidden/>
+              </w:rPr>
+              <w:t>5</w:t>
+            </w:r>
+            <w:r>
+              <w:rPr>
+                <w:noProof/>
+                <w:webHidden/>
+              </w:rPr>
+              <w:fldChar w:fldCharType="end"/>
+            </w:r>
+          </w:hyperlink>
+        </w:p>
+        <w:p>
+          <w:pPr>
+            <w:pStyle w:val="TOC2"/>
+            <w:tabs>
+              <w:tab w:val="right" w:leader="dot" w:pos="9350"/>
+            </w:tabs>
+            <w:rPr>
+              <w:noProof/>
+            </w:rPr>
+          </w:pPr>
+          <w:hyperlink w:anchor="_Toc225715217" w:history="1">
+            <w:r>
+              <w:rPr>
+                <w:rStyle w:val="Hyperlink"/>
+                <w:noProof/>
+                <w:lang w:val="vi-VN"/>
+              </w:rPr>
+              <w:t>Bài 3</w:t>
+            </w:r>
+            <w:r>
+              <w:rPr>
+                <w:noProof/>
+                <w:webHidden/>
+              </w:rPr>
+              <w:tab/>
+            </w:r>
+            <w:r>
+              <w:rPr>
+                <w:noProof/>
+                <w:webHidden/>
+              </w:rPr>
+              <w:fldChar w:fldCharType="begin"/>
+            </w:r>
+            <w:r>
+              <w:rPr>
+                <w:noProof/>
+                <w:webHidden/>
+              </w:rPr>
+              <w:instrText xml:space="preserve"> PAGEREF _Toc225715217 \h </w:instrText>
+            </w:r>
+            <w:r>
+              <w:rPr>
+                <w:noProof/>
+                <w:webHidden/>
+              </w:rPr>
+            </w:r>
+            <w:r>
+              <w:rPr>
+                <w:noProof/>
+                <w:webHidden/>
+              </w:rPr>
+              <w:fldChar w:fldCharType="separate"/>
+            </w:r>
+            <w:r>
+              <w:rPr>
+                <w:noProof/>
+                <w:webHidden/>
+              </w:rPr>
+              <w:t>5</w:t>
+            </w:r>
+            <w:r>
+              <w:rPr>
+                <w:noProof/>
+                <w:webHidden/>
+              </w:rPr>
+              <w:fldChar w:fldCharType="end"/>
+            </w:r>
+          </w:hyperlink>
+        </w:p>
+        <w:p>
+          <w:pPr>
+            <w:pStyle w:val="TOC2"/>
+            <w:tabs>
+              <w:tab w:val="right" w:leader="dot" w:pos="9350"/>
+            </w:tabs>
+            <w:rPr>
+              <w:noProof/>
+            </w:rPr>
+          </w:pPr>
+          <w:hyperlink w:anchor="_Toc225715218" w:history="1">
+            <w:r>
+              <w:rPr>
+                <w:rStyle w:val="Hyperlink"/>
+                <w:noProof/>
+                <w:lang w:val="vi-VN"/>
+              </w:rPr>
+              <w:t>Bài 4:</w:t>
+            </w:r>
+            <w:r>
+              <w:rPr>
+                <w:noProof/>
+                <w:webHidden/>
+              </w:rPr>
+              <w:tab/>
+            </w:r>
+            <w:r>
+              <w:rPr>
+                <w:noProof/>
+                <w:webHidden/>
+              </w:rPr>
+              <w:fldChar w:fldCharType="begin"/>
+            </w:r>
+            <w:r>
+              <w:rPr>
+                <w:noProof/>
+                <w:webHidden/>
+              </w:rPr>
+              <w:instrText xml:space="preserve"> PAGEREF _Toc225715218 \h </w:instrText>
+            </w:r>
+            <w:r>
+              <w:rPr>
+                <w:noProof/>
+                <w:webHidden/>
+              </w:rPr>
+            </w:r>
+            <w:r>
+              <w:rPr>
+                <w:noProof/>
+                <w:webHidden/>
+              </w:rPr>
+              <w:fldChar w:fldCharType="separate"/>
+            </w:r>
+            <w:r>
+              <w:rPr>
+                <w:noProof/>
+                <w:webHidden/>
+              </w:rPr>
+              <w:t>6</w:t>
+            </w:r>
+            <w:r>
+              <w:rPr>
+                <w:noProof/>
+                <w:webHidden/>
+              </w:rPr>
+              <w:fldChar w:fldCharType="end"/>
+            </w:r>
+          </w:hyperlink>
+        </w:p>
+        <w:p>
+          <w:pPr>
+            <w:pStyle w:val="TOC2"/>
+            <w:tabs>
+              <w:tab w:val="right" w:leader="dot" w:pos="9350"/>
+            </w:tabs>
+            <w:rPr>
+              <w:noProof/>
+            </w:rPr>
+          </w:pPr>
+          <w:hyperlink w:anchor="_Toc225715219" w:history="1">
+            <w:r>
+              <w:rPr>
+                <w:rStyle w:val="Hyperlink"/>
+                <w:noProof/>
+              </w:rPr>
+              <w:t>Bài 5</w:t>
+            </w:r>
+            <w:r>
+              <w:rPr>
+                <w:rStyle w:val="Hyperlink"/>
+                <w:noProof/>
+                <w:lang w:val="vi-VN"/>
+              </w:rPr>
+              <w:t>:</w:t>
+            </w:r>
+            <w:r>
+              <w:rPr>
+                <w:noProof/>
+                <w:webHidden/>
+              </w:rPr>
+              <w:tab/>
+            </w:r>
+            <w:r>
+              <w:rPr>
+                <w:noProof/>
+                <w:webHidden/>
+              </w:rPr>
+              <w:fldChar w:fldCharType="begin"/>
+            </w:r>
+            <w:r>
+              <w:rPr>
+                <w:noProof/>
+                <w:webHidden/>
+              </w:rPr>
+              <w:instrText xml:space="preserve"> PAGEREF _Toc225715219 \h </w:instrText>
+            </w:r>
+            <w:r>
+              <w:rPr>
+                <w:noProof/>
+                <w:webHidden/>
+              </w:rPr>
+            </w:r>
+            <w:r>
+              <w:rPr>
+                <w:noProof/>
+                <w:webHidden/>
+              </w:rPr>
+              <w:fldChar w:fldCharType="separate"/>
+            </w:r>
+            <w:r>
+              <w:rPr>
+                <w:noProof/>
+                <w:webHidden/>
+              </w:rPr>
+              <w:t>6</w:t>
+            </w:r>
+            <w:r>
+              <w:rPr>
+                <w:noProof/>
+                <w:webHidden/>
+              </w:rPr>
+              <w:fldChar w:fldCharType="end"/>
+            </w:r>
+          </w:hyperlink>
+        </w:p>
+        <w:p>
+          <w:pPr>
+            <w:pStyle w:val="TOC2"/>
+            <w:tabs>
+              <w:tab w:val="right" w:leader="dot" w:pos="9350"/>
+            </w:tabs>
+            <w:rPr>
+              <w:noProof/>
+            </w:rPr>
+          </w:pPr>
+          <w:hyperlink w:anchor="_Toc225715220" w:history="1">
+            <w:r>
+              <w:rPr>
+                <w:rStyle w:val="Hyperlink"/>
+                <w:noProof/>
+                <w:lang w:val="vi-VN"/>
+              </w:rPr>
+              <w:t>Bài 6:</w:t>
+            </w:r>
+            <w:r>
+              <w:rPr>
+                <w:noProof/>
+                <w:webHidden/>
+              </w:rPr>
+              <w:tab/>
+            </w:r>
+            <w:r>
+              <w:rPr>
+                <w:noProof/>
+                <w:webHidden/>
+              </w:rPr>
+              <w:fldChar w:fldCharType="begin"/>
+            </w:r>
+            <w:r>
+              <w:rPr>
+                <w:noProof/>
+                <w:webHidden/>
+              </w:rPr>
+              <w:instrText xml:space="preserve"> PAGEREF _Toc225715220 \h </w:instrText>
+            </w:r>
+            <w:r>
+              <w:rPr>
+                <w:noProof/>
+                <w:webHidden/>
+              </w:rPr>
+            </w:r>
+            <w:r>
+              <w:rPr>
+                <w:noProof/>
+                <w:webHidden/>
+              </w:rPr>
+              <w:fldChar w:fldCharType="separate"/>
+            </w:r>
+            <w:r>
+              <w:rPr>
+                <w:noProof/>
+                <w:webHidden/>
+              </w:rPr>
+              <w:t>7</w:t>
+            </w:r>
+            <w:r>
+              <w:rPr>
+                <w:noProof/>
+                <w:webHidden/>
+              </w:rPr>
+              <w:fldChar w:fldCharType="end"/>
+            </w:r>
+          </w:hyperlink>
+        </w:p>
+        <w:p>
+          <w:pPr>
+            <w:pStyle w:val="TOC2"/>
+            <w:tabs>
+              <w:tab w:val="right" w:leader="dot" w:pos="9350"/>
+            </w:tabs>
+            <w:rPr>
+              <w:noProof/>
+            </w:rPr>
+          </w:pPr>
+          <w:hyperlink w:anchor="_Toc225715221" w:history="1">
+            <w:r>
+              <w:rPr>
+                <w:rStyle w:val="Hyperlink"/>
+                <w:noProof/>
+                <w:lang w:val="vi-VN"/>
+              </w:rPr>
+              <w:t>Bài 7:</w:t>
+            </w:r>
+            <w:r>
+              <w:rPr>
+                <w:noProof/>
+                <w:webHidden/>
+              </w:rPr>
+              <w:tab/>
+            </w:r>
+            <w:r>
+              <w:rPr>
+                <w:noProof/>
+                <w:webHidden/>
+              </w:rPr>
+              <w:fldChar w:fldCharType="begin"/>
+            </w:r>
+            <w:r>
+              <w:rPr>
+                <w:noProof/>
+                <w:webHidden/>
+              </w:rPr>
+              <w:instrText xml:space="preserve"> PAGEREF _Toc225715221 \h </w:instrText>
+            </w:r>
+            <w:r>
+              <w:rPr>
+                <w:noProof/>
+                <w:webHidden/>
+              </w:rPr>
+            </w:r>
+            <w:r>
+              <w:rPr>
+                <w:noProof/>
+                <w:webHidden/>
+              </w:rPr>
+              <w:fldChar w:fldCharType="separate"/>
+            </w:r>
+            <w:r>
+              <w:rPr>
+                <w:noProof/>
+                <w:webHidden/>
+              </w:rPr>
+              <w:t>7</w:t>
+            </w:r>
+            <w:r>
+              <w:rPr>
+                <w:noProof/>
+                <w:webHidden/>
+              </w:rPr>
+              <w:fldChar w:fldCharType="end"/>
+            </w:r>
+          </w:hyperlink>
+        </w:p>
+        <w:p>
+          <w:pPr>
+            <w:pStyle w:val="TOC2"/>
+            <w:tabs>
+              <w:tab w:val="right" w:leader="dot" w:pos="9350"/>
+            </w:tabs>
+            <w:rPr>
+              <w:noProof/>
+            </w:rPr>
+          </w:pPr>
+          <w:hyperlink w:anchor="_Toc225715222" w:history="1">
+            <w:r>
+              <w:rPr>
+                <w:rStyle w:val="Hyperlink"/>
+                <w:noProof/>
+                <w:lang w:val="vi-VN"/>
+              </w:rPr>
+              <w:t>Bài 8:</w:t>
+            </w:r>
+            <w:r>
+              <w:rPr>
+                <w:noProof/>
+                <w:webHidden/>
+              </w:rPr>
+              <w:tab/>
+            </w:r>
+            <w:r>
+              <w:rPr>
+                <w:noProof/>
+                <w:webHidden/>
+              </w:rPr>
+              <w:fldChar w:fldCharType="begin"/>
+            </w:r>
+            <w:r>
+              <w:rPr>
+                <w:noProof/>
+                <w:webHidden/>
+              </w:rPr>
+              <w:instrText xml:space="preserve"> PAGEREF _Toc225715222 \h </w:instrText>
+            </w:r>
+            <w:r>
+              <w:rPr>
+                <w:noProof/>
+                <w:webHidden/>
+              </w:rPr>
+            </w:r>
+            <w:r>
+              <w:rPr>
+                <w:noProof/>
+                <w:webHidden/>
+              </w:rPr>
+              <w:fldChar w:fldCharType="separate"/>
+            </w:r>
+            <w:r>
+              <w:rPr>
+                <w:noProof/>
+                <w:webHidden/>
+              </w:rPr>
+              <w:t>7</w:t>
+            </w:r>
+            <w:r>
+              <w:rPr>
+                <w:noProof/>
+                <w:webHidden/>
+              </w:rPr>
+              <w:fldChar w:fldCharType="end"/>
+            </w:r>
+          </w:hyperlink>
+        </w:p>
+        <w:p>
+          <w:pPr>
+            <w:pStyle w:val="TOC2"/>
+            <w:tabs>
+              <w:tab w:val="right" w:leader="dot" w:pos="9350"/>
+            </w:tabs>
+            <w:rPr>
+              <w:noProof/>
+            </w:rPr>
+          </w:pPr>
+          <w:hyperlink w:anchor="_Toc225715223" w:history="1">
+            <w:r>
+              <w:rPr>
+                <w:rStyle w:val="Hyperlink"/>
+                <w:noProof/>
+                <w:lang w:val="vi-VN"/>
+              </w:rPr>
+              <w:t>Bài 9:</w:t>
+            </w:r>
+            <w:r>
+              <w:rPr>
+                <w:noProof/>
+                <w:webHidden/>
+              </w:rPr>
+              <w:tab/>
+            </w:r>
+            <w:r>
+              <w:rPr>
+                <w:noProof/>
+                <w:webHidden/>
+              </w:rPr>
+              <w:fldChar w:fldCharType="begin"/>
+            </w:r>
+            <w:r>
+              <w:rPr>
+                <w:noProof/>
+                <w:webHidden/>
+              </w:rPr>
+              <w:instrText xml:space="preserve"> PAGEREF _Toc225715223 \h </w:instrText>
+            </w:r>
+            <w:r>
+              <w:rPr>
+                <w:noProof/>
+                <w:webHidden/>
+              </w:rPr>
+            </w:r>
+            <w:r>
+              <w:rPr>
+                <w:noProof/>
+                <w:webHidden/>
+              </w:rPr>
+              <w:fldChar w:fldCharType="separate"/>
+            </w:r>
+            <w:r>
+              <w:rPr>
+                <w:noProof/>
+                <w:webHidden/>
+              </w:rPr>
+              <w:t>8</w:t>
+            </w:r>
+            <w:r>
+              <w:rPr>
+                <w:noProof/>
+                <w:webHidden/>
+              </w:rPr>
+              <w:fldChar w:fldCharType="end"/>
+            </w:r>
+          </w:hyperlink>
+        </w:p>
+        <w:p>
+          <w:pPr>
+            <w:pStyle w:val="TOC2"/>
+            <w:tabs>
+              <w:tab w:val="right" w:leader="dot" w:pos="9350"/>
+            </w:tabs>
+            <w:rPr>
+              <w:noProof/>
+            </w:rPr>
+          </w:pPr>
+          <w:hyperlink w:anchor="_Toc225715224" w:history="1">
+            <w:r>
+              <w:rPr>
+                <w:rStyle w:val="Hyperlink"/>
+                <w:noProof/>
+                <w:lang w:val="vi-VN"/>
+              </w:rPr>
+              <w:t>Bài 10:</w:t>
+            </w:r>
+            <w:r>
+              <w:rPr>
+                <w:noProof/>
+                <w:webHidden/>
+              </w:rPr>
+              <w:tab/>
+            </w:r>
+            <w:r>
+              <w:rPr>
+                <w:noProof/>
+                <w:webHidden/>
+              </w:rPr>
+              <w:fldChar w:fldCharType="begin"/>
+            </w:r>
+            <w:r>
+              <w:rPr>
+                <w:noProof/>
+                <w:webHidden/>
+              </w:rPr>
+              <w:instrText xml:space="preserve"> PAGEREF _Toc225715224 \h </w:instrText>
+            </w:r>
+            <w:r>
+              <w:rPr>
+                <w:noProof/>
+                <w:webHidden/>
+              </w:rPr>
+            </w:r>
+            <w:r>
+              <w:rPr>
+                <w:noProof/>
+                <w:webHidden/>
+              </w:rPr>
+              <w:fldChar w:fldCharType="separate"/>
+            </w:r>
+            <w:r>
+              <w:rPr>
+                <w:noProof/>
+                <w:webHidden/>
+              </w:rPr>
+              <w:t>8</w:t>
+            </w:r>
+            <w:r>
+              <w:rPr>
+                <w:noProof/>
+                <w:webHidden/>
+              </w:rPr>
+              <w:fldChar w:fldCharType="end"/>
+            </w:r>
+          </w:hyperlink>
+        </w:p>
+        <w:p>
+          <w:r>
+            <w:rPr>
+              <w:b/>
+              <w:bCs/>
+              <w:noProof/>
+            </w:rPr>
+            <w:fldChar w:fldCharType="end"/>
+          </w:r>
+        </w:p>
+      </w:sdtContent>
+    </w:sdt>
+    <w:p>
+      <w:pPr>
+        <w:jc w:val="center"/>
+        <w:rPr>
+          <w:b/>
+        </w:rPr>
+      </w:pPr>
+    </w:p>
+    <w:p>
+      <w:pPr>
+        <w:rPr>
+          <w:b/>
+        </w:rPr>
+      </w:pPr>
+    </w:p>
+    <w:p>
+      <w:pPr>
+        <w:jc w:val="center"/>
+        <w:rPr>
+          <w:b/>
+        </w:rPr>
+      </w:pPr>
+    </w:p>
+    <w:p>
+      <w:pPr>
+        <w:jc w:val="center"/>
+        <w:rPr>
+          <w:b/>
+        </w:rPr>
+      </w:pPr>
+    </w:p>
+    <w:p>
+      <w:pPr>
+        <w:jc w:val="center"/>
+        <w:rPr>
+          <w:b/>
+        </w:rPr>
+      </w:pPr>
+    </w:p>
+    <w:p>
+      <w:pPr>
+        <w:jc w:val="center"/>
+        <w:rPr>
+          <w:b/>
+        </w:rPr>
+      </w:pPr>
+    </w:p>
+    <w:p>
+      <w:pPr>
+        <w:jc w:val="center"/>
+        <w:rPr>
+          <w:b/>
+        </w:rPr>
+      </w:pPr>
+    </w:p>
+    <w:p>
+      <w:pPr>
+        <w:jc w:val="center"/>
+        <w:rPr>
+          <w:b/>
+        </w:rPr>
+      </w:pPr>
+    </w:p>
+    <w:p>
+      <w:pPr>
+        <w:rPr>
+          <w:b/>
+        </w:rPr>
+      </w:pPr>
+    </w:p>
+    <w:p>
+      <w:pPr>
+        <w:jc w:val="center"/>
+        <w:rPr>
+          <w:b/>
+        </w:rPr>
+      </w:pPr>
+    </w:p>
     <w:p>
       <w:pPr>
         <w:pStyle w:val="Heading1"/>
@@ -33,22 +1011,26 @@
           <w:b/>
         </w:rPr>
       </w:pPr>
-      <w:r>
-        <w:rPr>
-          <w:b/>
-        </w:rPr>
+      <w:bookmarkStart w:id="0" w:name="_Toc225715213"/>
+      <w:r>
+        <w:rPr>
+          <w:b/>
+        </w:rPr>
+        <w:lastRenderedPageBreak/>
         <w:t>Phần 1</w:t>
       </w:r>
-    </w:p>
-    <w:p>
-      <w:pPr>
-        <w:rPr>
-          <w:b/>
-        </w:rPr>
-      </w:pPr>
-      <w:r>
-        <w:rPr>
-          <w:b/>
+      <w:bookmarkEnd w:id="0"/>
+    </w:p>
+    <w:p>
+      <w:pPr>
+        <w:rPr>
+          <w:b/>
+        </w:rPr>
+      </w:pPr>
+      <w:r>
+        <w:rPr>
+          <w:b/>
+          <w:noProof/>
         </w:rPr>
         <w:drawing>
           <wp:inline distT="0" distB="0" distL="0" distR="0" wp14:anchorId="3EF79072" wp14:editId="718BB3EF">
@@ -96,6 +1078,7 @@
       <w:r>
         <w:rPr>
           <w:b/>
+          <w:noProof/>
         </w:rPr>
         <w:drawing>
           <wp:inline distT="0" distB="0" distL="0" distR="0" wp14:anchorId="464A4862" wp14:editId="5CEA78EE">
@@ -143,6 +1126,7 @@
       <w:r>
         <w:rPr>
           <w:b/>
+          <w:noProof/>
         </w:rPr>
         <w:drawing>
           <wp:inline distT="0" distB="0" distL="0" distR="0" wp14:anchorId="33860979" wp14:editId="79DC06B3">
@@ -190,6 +1174,7 @@
       <w:r>
         <w:rPr>
           <w:b/>
+          <w:noProof/>
         </w:rPr>
         <w:drawing>
           <wp:inline distT="0" distB="0" distL="0" distR="0" wp14:anchorId="3571790F" wp14:editId="6602DBE9">
@@ -237,8 +1222,8 @@
       <w:r>
         <w:rPr>
           <w:b/>
-        </w:rPr>
-        <w:lastRenderedPageBreak/>
+          <w:noProof/>
+        </w:rPr>
         <w:drawing>
           <wp:inline distT="0" distB="0" distL="0" distR="0" wp14:anchorId="0E9ED152" wp14:editId="56E14B14">
             <wp:extent cx="5943600" cy="400685"/>
@@ -285,7 +1270,9 @@
       <w:r>
         <w:rPr>
           <w:b/>
-        </w:rPr>
+          <w:noProof/>
+        </w:rPr>
+        <w:lastRenderedPageBreak/>
         <w:drawing>
           <wp:inline distT="0" distB="0" distL="0" distR="0" wp14:anchorId="24DF502B" wp14:editId="5817A228">
             <wp:extent cx="5943600" cy="3460115"/>
@@ -332,6 +1319,7 @@
       <w:r>
         <w:rPr>
           <w:b/>
+          <w:noProof/>
         </w:rPr>
         <w:drawing>
           <wp:inline distT="0" distB="0" distL="0" distR="0" wp14:anchorId="48EE2289" wp14:editId="2CE8DBC5">
@@ -379,6 +1367,7 @@
       <w:r>
         <w:rPr>
           <w:b/>
+          <w:noProof/>
         </w:rPr>
         <w:drawing>
           <wp:inline distT="0" distB="0" distL="0" distR="0" wp14:anchorId="1E6FF29D" wp14:editId="3F47883E">
@@ -426,6 +1415,7 @@
       <w:r>
         <w:rPr>
           <w:b/>
+          <w:noProof/>
         </w:rPr>
         <w:drawing>
           <wp:inline distT="0" distB="0" distL="0" distR="0" wp14:anchorId="56A78F9C" wp14:editId="707FACA6">
@@ -473,6 +1463,7 @@
       <w:r>
         <w:rPr>
           <w:b/>
+          <w:noProof/>
         </w:rPr>
         <w:drawing>
           <wp:inline distT="0" distB="0" distL="0" distR="0" wp14:anchorId="184739C4" wp14:editId="2FC8EDDF">
@@ -520,6 +1511,7 @@
       <w:r>
         <w:rPr>
           <w:b/>
+          <w:noProof/>
         </w:rPr>
         <w:drawing>
           <wp:inline distT="0" distB="0" distL="0" distR="0" wp14:anchorId="5BBA17E6" wp14:editId="36C9B356">
@@ -567,6 +1559,7 @@
       <w:r>
         <w:rPr>
           <w:b/>
+          <w:noProof/>
         </w:rPr>
         <w:drawing>
           <wp:inline distT="0" distB="0" distL="0" distR="0" wp14:anchorId="43B85BE1" wp14:editId="72E46CB8">
@@ -614,6 +1607,7 @@
       <w:r>
         <w:rPr>
           <w:b/>
+          <w:noProof/>
         </w:rPr>
         <w:drawing>
           <wp:inline distT="0" distB="0" distL="0" distR="0" wp14:anchorId="00A471E9" wp14:editId="7FEABD71">
@@ -661,8 +1655,8 @@
       <w:r>
         <w:rPr>
           <w:b/>
-        </w:rPr>
-        <w:lastRenderedPageBreak/>
+          <w:noProof/>
+        </w:rPr>
         <w:drawing>
           <wp:inline distT="0" distB="0" distL="0" distR="0" wp14:anchorId="3EA13B50" wp14:editId="3C8CA2F5">
             <wp:extent cx="5943600" cy="373380"/>
@@ -706,10 +1700,13 @@
           <w:b/>
         </w:rPr>
       </w:pPr>
-      <w:r>
-        <w:rPr>
-          <w:b/>
-        </w:rPr>
+      <w:bookmarkStart w:id="1" w:name="_GoBack"/>
+      <w:r>
+        <w:rPr>
+          <w:b/>
+          <w:noProof/>
+        </w:rPr>
+        <w:lastRenderedPageBreak/>
         <w:drawing>
           <wp:inline distT="0" distB="0" distL="0" distR="0" wp14:anchorId="6D626354" wp14:editId="226F3697">
             <wp:extent cx="5943600" cy="2347595"/>
@@ -746,16 +1743,18 @@
           </wp:inline>
         </w:drawing>
       </w:r>
-    </w:p>
-    <w:p>
-      <w:pPr>
-        <w:rPr>
-          <w:b/>
-        </w:rPr>
-      </w:pPr>
-      <w:r>
-        <w:rPr>
-          <w:b/>
+      <w:bookmarkEnd w:id="1"/>
+    </w:p>
+    <w:p>
+      <w:pPr>
+        <w:rPr>
+          <w:b/>
+        </w:rPr>
+      </w:pPr>
+      <w:r>
+        <w:rPr>
+          <w:b/>
+          <w:noProof/>
         </w:rPr>
         <w:drawing>
           <wp:inline distT="0" distB="0" distL="0" distR="0" wp14:anchorId="0F1D4637" wp14:editId="7B783768">
@@ -800,8 +1799,768 @@
           <w:b/>
         </w:rPr>
       </w:pPr>
-      <w:bookmarkStart w:id="0" w:name="_GoBack"/>
-      <w:bookmarkEnd w:id="0"/>
+      <w:r>
+        <w:rPr>
+          <w:noProof/>
+        </w:rPr>
+        <w:drawing>
+          <wp:inline distT="0" distB="0" distL="0" distR="0" wp14:anchorId="289EE0F7" wp14:editId="72292DFB">
+            <wp:extent cx="5943600" cy="533400"/>
+            <wp:effectExtent l="0" t="0" r="0" b="0"/>
+            <wp:docPr id="17" name="Picture 17"/>
+            <wp:cNvGraphicFramePr>
+              <a:graphicFrameLocks xmlns:a="http://schemas.openxmlformats.org/drawingml/2006/main" noChangeAspect="1"/>
+            </wp:cNvGraphicFramePr>
+            <a:graphic xmlns:a="http://schemas.openxmlformats.org/drawingml/2006/main">
+              <a:graphicData uri="http://schemas.openxmlformats.org/drawingml/2006/picture">
+                <pic:pic xmlns:pic="http://schemas.openxmlformats.org/drawingml/2006/picture">
+                  <pic:nvPicPr>
+                    <pic:cNvPr id="1" name=""/>
+                    <pic:cNvPicPr/>
+                  </pic:nvPicPr>
+                  <pic:blipFill rotWithShape="1">
+                    <a:blip r:embed="rId21"/>
+                    <a:srcRect t="25168" b="58211"/>
+                    <a:stretch/>
+                  </pic:blipFill>
+                  <pic:spPr bwMode="auto">
+                    <a:xfrm>
+                      <a:off x="0" y="0"/>
+                      <a:ext cx="5943600" cy="533400"/>
+                    </a:xfrm>
+                    <a:prstGeom prst="rect">
+                      <a:avLst/>
+                    </a:prstGeom>
+                    <a:ln>
+                      <a:noFill/>
+                    </a:ln>
+                    <a:extLst>
+                      <a:ext uri="{53640926-AAD7-44D8-BBD7-CCE9431645EC}">
+                        <a14:shadowObscured xmlns:a14="http://schemas.microsoft.com/office/drawing/2010/main"/>
+                      </a:ext>
+                    </a:extLst>
+                  </pic:spPr>
+                </pic:pic>
+              </a:graphicData>
+            </a:graphic>
+          </wp:inline>
+        </w:drawing>
+      </w:r>
+    </w:p>
+    <w:p>
+      <w:pPr>
+        <w:pStyle w:val="Heading1"/>
+        <w:rPr>
+          <w:b/>
+        </w:rPr>
+      </w:pPr>
+      <w:bookmarkStart w:id="2" w:name="_Toc225715214"/>
+      <w:r>
+        <w:rPr>
+          <w:b/>
+        </w:rPr>
+        <w:t>Phần 2</w:t>
+      </w:r>
+      <w:bookmarkEnd w:id="2"/>
+    </w:p>
+    <w:p>
+      <w:pPr>
+        <w:pStyle w:val="Heading2"/>
+        <w:rPr>
+          <w:lang w:val="vi-VN"/>
+        </w:rPr>
+      </w:pPr>
+      <w:bookmarkStart w:id="3" w:name="_Toc225715215"/>
+      <w:r>
+        <w:t>B</w:t>
+      </w:r>
+      <w:r>
+        <w:rPr>
+          <w:lang w:val="vi-VN"/>
+        </w:rPr>
+        <w:t>ài 1</w:t>
+      </w:r>
+      <w:bookmarkEnd w:id="3"/>
+    </w:p>
+    <w:p>
+      <w:pPr>
+        <w:rPr>
+          <w:lang w:val="vi-VN"/>
+        </w:rPr>
+      </w:pPr>
+      <w:r>
+        <w:rPr>
+          <w:noProof/>
+        </w:rPr>
+        <w:drawing>
+          <wp:inline distT="0" distB="0" distL="0" distR="0" wp14:anchorId="54CCDB38" wp14:editId="1D5A7DDB">
+            <wp:extent cx="5943600" cy="2558415"/>
+            <wp:effectExtent l="0" t="0" r="0" b="0"/>
+            <wp:docPr id="19" name="Picture 19"/>
+            <wp:cNvGraphicFramePr>
+              <a:graphicFrameLocks xmlns:a="http://schemas.openxmlformats.org/drawingml/2006/main" noChangeAspect="1"/>
+            </wp:cNvGraphicFramePr>
+            <a:graphic xmlns:a="http://schemas.openxmlformats.org/drawingml/2006/main">
+              <a:graphicData uri="http://schemas.openxmlformats.org/drawingml/2006/picture">
+                <pic:pic xmlns:pic="http://schemas.openxmlformats.org/drawingml/2006/picture">
+                  <pic:nvPicPr>
+                    <pic:cNvPr id="1" name=""/>
+                    <pic:cNvPicPr/>
+                  </pic:nvPicPr>
+                  <pic:blipFill>
+                    <a:blip r:embed="rId22"/>
+                    <a:stretch>
+                      <a:fillRect/>
+                    </a:stretch>
+                  </pic:blipFill>
+                  <pic:spPr>
+                    <a:xfrm>
+                      <a:off x="0" y="0"/>
+                      <a:ext cx="5943600" cy="2558415"/>
+                    </a:xfrm>
+                    <a:prstGeom prst="rect">
+                      <a:avLst/>
+                    </a:prstGeom>
+                  </pic:spPr>
+                </pic:pic>
+              </a:graphicData>
+            </a:graphic>
+          </wp:inline>
+        </w:drawing>
+      </w:r>
+    </w:p>
+    <w:p>
+      <w:pPr>
+        <w:pStyle w:val="Heading2"/>
+        <w:rPr>
+          <w:lang w:val="vi-VN"/>
+        </w:rPr>
+      </w:pPr>
+      <w:bookmarkStart w:id="4" w:name="_Toc225715216"/>
+      <w:r>
+        <w:rPr>
+          <w:lang w:val="vi-VN"/>
+        </w:rPr>
+        <w:lastRenderedPageBreak/>
+        <w:t>Bài 2</w:t>
+      </w:r>
+      <w:bookmarkEnd w:id="4"/>
+    </w:p>
+    <w:p>
+      <w:pPr>
+        <w:rPr>
+          <w:lang w:val="vi-VN"/>
+        </w:rPr>
+      </w:pPr>
+      <w:r>
+        <w:rPr>
+          <w:noProof/>
+        </w:rPr>
+        <w:drawing>
+          <wp:inline distT="0" distB="0" distL="0" distR="0" wp14:anchorId="5FAFFEE6" wp14:editId="65453F97">
+            <wp:extent cx="5943600" cy="2802255"/>
+            <wp:effectExtent l="0" t="0" r="0" b="0"/>
+            <wp:docPr id="20" name="Picture 20"/>
+            <wp:cNvGraphicFramePr>
+              <a:graphicFrameLocks xmlns:a="http://schemas.openxmlformats.org/drawingml/2006/main" noChangeAspect="1"/>
+            </wp:cNvGraphicFramePr>
+            <a:graphic xmlns:a="http://schemas.openxmlformats.org/drawingml/2006/main">
+              <a:graphicData uri="http://schemas.openxmlformats.org/drawingml/2006/picture">
+                <pic:pic xmlns:pic="http://schemas.openxmlformats.org/drawingml/2006/picture">
+                  <pic:nvPicPr>
+                    <pic:cNvPr id="1" name=""/>
+                    <pic:cNvPicPr/>
+                  </pic:nvPicPr>
+                  <pic:blipFill>
+                    <a:blip r:embed="rId23"/>
+                    <a:stretch>
+                      <a:fillRect/>
+                    </a:stretch>
+                  </pic:blipFill>
+                  <pic:spPr>
+                    <a:xfrm>
+                      <a:off x="0" y="0"/>
+                      <a:ext cx="5943600" cy="2802255"/>
+                    </a:xfrm>
+                    <a:prstGeom prst="rect">
+                      <a:avLst/>
+                    </a:prstGeom>
+                  </pic:spPr>
+                </pic:pic>
+              </a:graphicData>
+            </a:graphic>
+          </wp:inline>
+        </w:drawing>
+      </w:r>
+    </w:p>
+    <w:p>
+      <w:pPr>
+        <w:pStyle w:val="Heading2"/>
+        <w:rPr>
+          <w:lang w:val="vi-VN"/>
+        </w:rPr>
+      </w:pPr>
+      <w:bookmarkStart w:id="5" w:name="_Toc225715217"/>
+      <w:r>
+        <w:rPr>
+          <w:lang w:val="vi-VN"/>
+        </w:rPr>
+        <w:t>Bài 3</w:t>
+      </w:r>
+      <w:bookmarkEnd w:id="5"/>
+    </w:p>
+    <w:p>
+      <w:pPr>
+        <w:rPr>
+          <w:lang w:val="vi-VN"/>
+        </w:rPr>
+      </w:pPr>
+      <w:r>
+        <w:rPr>
+          <w:noProof/>
+          <w:lang w:val="vi-VN"/>
+        </w:rPr>
+        <w:drawing>
+          <wp:inline distT="0" distB="0" distL="0" distR="0" wp14:anchorId="7879B2D8" wp14:editId="49746CB7">
+            <wp:extent cx="5943600" cy="2614930"/>
+            <wp:effectExtent l="0" t="0" r="0" b="0"/>
+            <wp:docPr id="21" name="Picture 21"/>
+            <wp:cNvGraphicFramePr>
+              <a:graphicFrameLocks xmlns:a="http://schemas.openxmlformats.org/drawingml/2006/main" noChangeAspect="1"/>
+            </wp:cNvGraphicFramePr>
+            <a:graphic xmlns:a="http://schemas.openxmlformats.org/drawingml/2006/main">
+              <a:graphicData uri="http://schemas.openxmlformats.org/drawingml/2006/picture">
+                <pic:pic xmlns:pic="http://schemas.openxmlformats.org/drawingml/2006/picture">
+                  <pic:nvPicPr>
+                    <pic:cNvPr id="1" name=""/>
+                    <pic:cNvPicPr/>
+                  </pic:nvPicPr>
+                  <pic:blipFill>
+                    <a:blip r:embed="rId24"/>
+                    <a:stretch>
+                      <a:fillRect/>
+                    </a:stretch>
+                  </pic:blipFill>
+                  <pic:spPr>
+                    <a:xfrm>
+                      <a:off x="0" y="0"/>
+                      <a:ext cx="5943600" cy="2614930"/>
+                    </a:xfrm>
+                    <a:prstGeom prst="rect">
+                      <a:avLst/>
+                    </a:prstGeom>
+                  </pic:spPr>
+                </pic:pic>
+              </a:graphicData>
+            </a:graphic>
+          </wp:inline>
+        </w:drawing>
+      </w:r>
+    </w:p>
+    <w:p>
+      <w:pPr>
+        <w:pStyle w:val="Heading2"/>
+        <w:rPr>
+          <w:lang w:val="vi-VN"/>
+        </w:rPr>
+      </w:pPr>
+      <w:bookmarkStart w:id="6" w:name="_Toc225715218"/>
+      <w:r>
+        <w:rPr>
+          <w:lang w:val="vi-VN"/>
+        </w:rPr>
+        <w:lastRenderedPageBreak/>
+        <w:t>Bài 4:</w:t>
+      </w:r>
+      <w:bookmarkEnd w:id="6"/>
+    </w:p>
+    <w:p>
+      <w:pPr>
+        <w:rPr>
+          <w:lang w:val="vi-VN"/>
+        </w:rPr>
+      </w:pPr>
+      <w:r>
+        <w:rPr>
+          <w:noProof/>
+        </w:rPr>
+        <w:drawing>
+          <wp:inline distT="0" distB="0" distL="0" distR="0" wp14:anchorId="1C117945" wp14:editId="25FD7C34">
+            <wp:extent cx="5943600" cy="2788285"/>
+            <wp:effectExtent l="0" t="0" r="0" b="0"/>
+            <wp:docPr id="22" name="Picture 22"/>
+            <wp:cNvGraphicFramePr>
+              <a:graphicFrameLocks xmlns:a="http://schemas.openxmlformats.org/drawingml/2006/main" noChangeAspect="1"/>
+            </wp:cNvGraphicFramePr>
+            <a:graphic xmlns:a="http://schemas.openxmlformats.org/drawingml/2006/main">
+              <a:graphicData uri="http://schemas.openxmlformats.org/drawingml/2006/picture">
+                <pic:pic xmlns:pic="http://schemas.openxmlformats.org/drawingml/2006/picture">
+                  <pic:nvPicPr>
+                    <pic:cNvPr id="1" name=""/>
+                    <pic:cNvPicPr/>
+                  </pic:nvPicPr>
+                  <pic:blipFill>
+                    <a:blip r:embed="rId25"/>
+                    <a:stretch>
+                      <a:fillRect/>
+                    </a:stretch>
+                  </pic:blipFill>
+                  <pic:spPr>
+                    <a:xfrm>
+                      <a:off x="0" y="0"/>
+                      <a:ext cx="5943600" cy="2788285"/>
+                    </a:xfrm>
+                    <a:prstGeom prst="rect">
+                      <a:avLst/>
+                    </a:prstGeom>
+                  </pic:spPr>
+                </pic:pic>
+              </a:graphicData>
+            </a:graphic>
+          </wp:inline>
+        </w:drawing>
+      </w:r>
+    </w:p>
+    <w:p>
+      <w:pPr>
+        <w:pStyle w:val="Heading2"/>
+        <w:rPr>
+          <w:lang w:val="vi-VN"/>
+        </w:rPr>
+      </w:pPr>
+      <w:bookmarkStart w:id="7" w:name="_Toc225715219"/>
+      <w:r>
+        <w:t xml:space="preserve">Bài </w:t>
+      </w:r>
+      <w:r>
+        <w:t>5</w:t>
+      </w:r>
+      <w:r>
+        <w:rPr>
+          <w:lang w:val="vi-VN"/>
+        </w:rPr>
+        <w:t>:</w:t>
+      </w:r>
+      <w:bookmarkEnd w:id="7"/>
+    </w:p>
+    <w:p>
+      <w:pPr>
+        <w:rPr>
+          <w:lang w:val="vi-VN"/>
+        </w:rPr>
+      </w:pPr>
+      <w:r>
+        <w:rPr>
+          <w:noProof/>
+        </w:rPr>
+        <w:drawing>
+          <wp:inline distT="0" distB="0" distL="0" distR="0" wp14:anchorId="49A03C22" wp14:editId="4FCC390C">
+            <wp:extent cx="5943600" cy="2639695"/>
+            <wp:effectExtent l="0" t="0" r="0" b="8255"/>
+            <wp:docPr id="18" name="Picture 18"/>
+            <wp:cNvGraphicFramePr>
+              <a:graphicFrameLocks xmlns:a="http://schemas.openxmlformats.org/drawingml/2006/main" noChangeAspect="1"/>
+            </wp:cNvGraphicFramePr>
+            <a:graphic xmlns:a="http://schemas.openxmlformats.org/drawingml/2006/main">
+              <a:graphicData uri="http://schemas.openxmlformats.org/drawingml/2006/picture">
+                <pic:pic xmlns:pic="http://schemas.openxmlformats.org/drawingml/2006/picture">
+                  <pic:nvPicPr>
+                    <pic:cNvPr id="1" name=""/>
+                    <pic:cNvPicPr/>
+                  </pic:nvPicPr>
+                  <pic:blipFill>
+                    <a:blip r:embed="rId26"/>
+                    <a:stretch>
+                      <a:fillRect/>
+                    </a:stretch>
+                  </pic:blipFill>
+                  <pic:spPr>
+                    <a:xfrm>
+                      <a:off x="0" y="0"/>
+                      <a:ext cx="5943600" cy="2639695"/>
+                    </a:xfrm>
+                    <a:prstGeom prst="rect">
+                      <a:avLst/>
+                    </a:prstGeom>
+                  </pic:spPr>
+                </pic:pic>
+              </a:graphicData>
+            </a:graphic>
+          </wp:inline>
+        </w:drawing>
+      </w:r>
+    </w:p>
+    <w:p>
+      <w:pPr>
+        <w:rPr>
+          <w:lang w:val="vi-VN"/>
+        </w:rPr>
+      </w:pPr>
+    </w:p>
+    <w:p>
+      <w:pPr>
+        <w:pStyle w:val="Heading2"/>
+        <w:rPr>
+          <w:lang w:val="vi-VN"/>
+        </w:rPr>
+      </w:pPr>
+      <w:bookmarkStart w:id="8" w:name="_Toc225715220"/>
+      <w:r>
+        <w:rPr>
+          <w:lang w:val="vi-VN"/>
+        </w:rPr>
+        <w:lastRenderedPageBreak/>
+        <w:t xml:space="preserve">Bài </w:t>
+      </w:r>
+      <w:r>
+        <w:rPr>
+          <w:lang w:val="vi-VN"/>
+        </w:rPr>
+        <w:t>6:</w:t>
+      </w:r>
+      <w:bookmarkEnd w:id="8"/>
+    </w:p>
+    <w:p>
+      <w:pPr>
+        <w:rPr>
+          <w:lang w:val="vi-VN"/>
+        </w:rPr>
+      </w:pPr>
+      <w:r>
+        <w:rPr>
+          <w:noProof/>
+        </w:rPr>
+        <w:drawing>
+          <wp:inline distT="0" distB="0" distL="0" distR="0" wp14:anchorId="3035C848" wp14:editId="74372755">
+            <wp:extent cx="5943600" cy="2669540"/>
+            <wp:effectExtent l="0" t="0" r="0" b="0"/>
+            <wp:docPr id="24" name="Picture 24"/>
+            <wp:cNvGraphicFramePr>
+              <a:graphicFrameLocks xmlns:a="http://schemas.openxmlformats.org/drawingml/2006/main" noChangeAspect="1"/>
+            </wp:cNvGraphicFramePr>
+            <a:graphic xmlns:a="http://schemas.openxmlformats.org/drawingml/2006/main">
+              <a:graphicData uri="http://schemas.openxmlformats.org/drawingml/2006/picture">
+                <pic:pic xmlns:pic="http://schemas.openxmlformats.org/drawingml/2006/picture">
+                  <pic:nvPicPr>
+                    <pic:cNvPr id="1" name=""/>
+                    <pic:cNvPicPr/>
+                  </pic:nvPicPr>
+                  <pic:blipFill>
+                    <a:blip r:embed="rId27"/>
+                    <a:stretch>
+                      <a:fillRect/>
+                    </a:stretch>
+                  </pic:blipFill>
+                  <pic:spPr>
+                    <a:xfrm>
+                      <a:off x="0" y="0"/>
+                      <a:ext cx="5943600" cy="2669540"/>
+                    </a:xfrm>
+                    <a:prstGeom prst="rect">
+                      <a:avLst/>
+                    </a:prstGeom>
+                  </pic:spPr>
+                </pic:pic>
+              </a:graphicData>
+            </a:graphic>
+          </wp:inline>
+        </w:drawing>
+      </w:r>
+    </w:p>
+    <w:p>
+      <w:pPr>
+        <w:rPr>
+          <w:lang w:val="vi-VN"/>
+        </w:rPr>
+      </w:pPr>
+    </w:p>
+    <w:p>
+      <w:pPr>
+        <w:pStyle w:val="Heading2"/>
+        <w:rPr>
+          <w:lang w:val="vi-VN"/>
+        </w:rPr>
+      </w:pPr>
+      <w:bookmarkStart w:id="9" w:name="_Toc225715221"/>
+      <w:r>
+        <w:rPr>
+          <w:lang w:val="vi-VN"/>
+        </w:rPr>
+        <w:t>Bài 7:</w:t>
+      </w:r>
+      <w:bookmarkEnd w:id="9"/>
+    </w:p>
+    <w:p>
+      <w:pPr>
+        <w:rPr>
+          <w:lang w:val="vi-VN"/>
+        </w:rPr>
+      </w:pPr>
+      <w:r>
+        <w:rPr>
+          <w:noProof/>
+        </w:rPr>
+        <w:drawing>
+          <wp:inline distT="0" distB="0" distL="0" distR="0" wp14:anchorId="21E9A9DB" wp14:editId="07F1D919">
+            <wp:extent cx="5943600" cy="1826895"/>
+            <wp:effectExtent l="0" t="0" r="0" b="1905"/>
+            <wp:docPr id="25" name="Picture 25"/>
+            <wp:cNvGraphicFramePr>
+              <a:graphicFrameLocks xmlns:a="http://schemas.openxmlformats.org/drawingml/2006/main" noChangeAspect="1"/>
+            </wp:cNvGraphicFramePr>
+            <a:graphic xmlns:a="http://schemas.openxmlformats.org/drawingml/2006/main">
+              <a:graphicData uri="http://schemas.openxmlformats.org/drawingml/2006/picture">
+                <pic:pic xmlns:pic="http://schemas.openxmlformats.org/drawingml/2006/picture">
+                  <pic:nvPicPr>
+                    <pic:cNvPr id="1" name=""/>
+                    <pic:cNvPicPr/>
+                  </pic:nvPicPr>
+                  <pic:blipFill>
+                    <a:blip r:embed="rId28"/>
+                    <a:stretch>
+                      <a:fillRect/>
+                    </a:stretch>
+                  </pic:blipFill>
+                  <pic:spPr>
+                    <a:xfrm>
+                      <a:off x="0" y="0"/>
+                      <a:ext cx="5943600" cy="1826895"/>
+                    </a:xfrm>
+                    <a:prstGeom prst="rect">
+                      <a:avLst/>
+                    </a:prstGeom>
+                  </pic:spPr>
+                </pic:pic>
+              </a:graphicData>
+            </a:graphic>
+          </wp:inline>
+        </w:drawing>
+      </w:r>
+    </w:p>
+    <w:p>
+      <w:pPr>
+        <w:rPr>
+          <w:lang w:val="vi-VN"/>
+        </w:rPr>
+      </w:pPr>
+    </w:p>
+    <w:p>
+      <w:pPr>
+        <w:pStyle w:val="Heading2"/>
+        <w:rPr>
+          <w:lang w:val="vi-VN"/>
+        </w:rPr>
+      </w:pPr>
+      <w:bookmarkStart w:id="10" w:name="_Toc225715222"/>
+      <w:r>
+        <w:rPr>
+          <w:lang w:val="vi-VN"/>
+        </w:rPr>
+        <w:t>Bài 8:</w:t>
+      </w:r>
+      <w:bookmarkEnd w:id="10"/>
+    </w:p>
+    <w:p>
+      <w:pPr>
+        <w:rPr>
+          <w:lang w:val="vi-VN"/>
+        </w:rPr>
+      </w:pPr>
+      <w:r>
+        <w:rPr>
+          <w:noProof/>
+        </w:rPr>
+        <w:drawing>
+          <wp:inline distT="0" distB="0" distL="0" distR="0" wp14:anchorId="0960CD49" wp14:editId="392BBC87">
+            <wp:extent cx="5943600" cy="2128520"/>
+            <wp:effectExtent l="0" t="0" r="0" b="5080"/>
+            <wp:docPr id="26" name="Picture 26"/>
+            <wp:cNvGraphicFramePr>
+              <a:graphicFrameLocks xmlns:a="http://schemas.openxmlformats.org/drawingml/2006/main" noChangeAspect="1"/>
+            </wp:cNvGraphicFramePr>
+            <a:graphic xmlns:a="http://schemas.openxmlformats.org/drawingml/2006/main">
+              <a:graphicData uri="http://schemas.openxmlformats.org/drawingml/2006/picture">
+                <pic:pic xmlns:pic="http://schemas.openxmlformats.org/drawingml/2006/picture">
+                  <pic:nvPicPr>
+                    <pic:cNvPr id="1" name=""/>
+                    <pic:cNvPicPr/>
+                  </pic:nvPicPr>
+                  <pic:blipFill>
+                    <a:blip r:embed="rId29"/>
+                    <a:stretch>
+                      <a:fillRect/>
+                    </a:stretch>
+                  </pic:blipFill>
+                  <pic:spPr>
+                    <a:xfrm>
+                      <a:off x="0" y="0"/>
+                      <a:ext cx="5943600" cy="2128520"/>
+                    </a:xfrm>
+                    <a:prstGeom prst="rect">
+                      <a:avLst/>
+                    </a:prstGeom>
+                  </pic:spPr>
+                </pic:pic>
+              </a:graphicData>
+            </a:graphic>
+          </wp:inline>
+        </w:drawing>
+      </w:r>
+    </w:p>
+    <w:p>
+      <w:pPr>
+        <w:pStyle w:val="Heading2"/>
+        <w:rPr>
+          <w:lang w:val="vi-VN"/>
+        </w:rPr>
+      </w:pPr>
+      <w:bookmarkStart w:id="11" w:name="_Toc225715223"/>
+      <w:r>
+        <w:rPr>
+          <w:lang w:val="vi-VN"/>
+        </w:rPr>
+        <w:lastRenderedPageBreak/>
+        <w:t>Bài 9:</w:t>
+      </w:r>
+      <w:bookmarkEnd w:id="11"/>
+    </w:p>
+    <w:p>
+      <w:pPr>
+        <w:rPr>
+          <w:lang w:val="vi-VN"/>
+        </w:rPr>
+      </w:pPr>
+      <w:r>
+        <w:rPr>
+          <w:noProof/>
+        </w:rPr>
+        <w:drawing>
+          <wp:inline distT="0" distB="0" distL="0" distR="0" wp14:anchorId="6814D4B5" wp14:editId="74FD70BA">
+            <wp:extent cx="5943600" cy="2189480"/>
+            <wp:effectExtent l="0" t="0" r="0" b="1270"/>
+            <wp:docPr id="27" name="Picture 27"/>
+            <wp:cNvGraphicFramePr>
+              <a:graphicFrameLocks xmlns:a="http://schemas.openxmlformats.org/drawingml/2006/main" noChangeAspect="1"/>
+            </wp:cNvGraphicFramePr>
+            <a:graphic xmlns:a="http://schemas.openxmlformats.org/drawingml/2006/main">
+              <a:graphicData uri="http://schemas.openxmlformats.org/drawingml/2006/picture">
+                <pic:pic xmlns:pic="http://schemas.openxmlformats.org/drawingml/2006/picture">
+                  <pic:nvPicPr>
+                    <pic:cNvPr id="1" name=""/>
+                    <pic:cNvPicPr/>
+                  </pic:nvPicPr>
+                  <pic:blipFill>
+                    <a:blip r:embed="rId30"/>
+                    <a:stretch>
+                      <a:fillRect/>
+                    </a:stretch>
+                  </pic:blipFill>
+                  <pic:spPr>
+                    <a:xfrm>
+                      <a:off x="0" y="0"/>
+                      <a:ext cx="5943600" cy="2189480"/>
+                    </a:xfrm>
+                    <a:prstGeom prst="rect">
+                      <a:avLst/>
+                    </a:prstGeom>
+                  </pic:spPr>
+                </pic:pic>
+              </a:graphicData>
+            </a:graphic>
+          </wp:inline>
+        </w:drawing>
+      </w:r>
+    </w:p>
+    <w:p>
+      <w:pPr>
+        <w:rPr>
+          <w:lang w:val="vi-VN"/>
+        </w:rPr>
+      </w:pPr>
+    </w:p>
+    <w:p>
+      <w:pPr>
+        <w:pStyle w:val="Heading2"/>
+        <w:rPr>
+          <w:lang w:val="vi-VN"/>
+        </w:rPr>
+      </w:pPr>
+      <w:bookmarkStart w:id="12" w:name="_Toc225715224"/>
+      <w:r>
+        <w:rPr>
+          <w:lang w:val="vi-VN"/>
+        </w:rPr>
+        <w:t>Bài 10:</w:t>
+      </w:r>
+      <w:bookmarkEnd w:id="12"/>
+    </w:p>
+    <w:p>
+      <w:pPr>
+        <w:rPr>
+          <w:lang w:val="vi-VN"/>
+        </w:rPr>
+      </w:pPr>
+      <w:r>
+        <w:rPr>
+          <w:noProof/>
+        </w:rPr>
+        <w:drawing>
+          <wp:inline distT="0" distB="0" distL="0" distR="0" wp14:anchorId="7E45B620" wp14:editId="0AC51246">
+            <wp:extent cx="5943600" cy="1771650"/>
+            <wp:effectExtent l="0" t="0" r="0" b="0"/>
+            <wp:docPr id="28" name="Picture 28"/>
+            <wp:cNvGraphicFramePr>
+              <a:graphicFrameLocks xmlns:a="http://schemas.openxmlformats.org/drawingml/2006/main" noChangeAspect="1"/>
+            </wp:cNvGraphicFramePr>
+            <a:graphic xmlns:a="http://schemas.openxmlformats.org/drawingml/2006/main">
+              <a:graphicData uri="http://schemas.openxmlformats.org/drawingml/2006/picture">
+                <pic:pic xmlns:pic="http://schemas.openxmlformats.org/drawingml/2006/picture">
+                  <pic:nvPicPr>
+                    <pic:cNvPr id="1" name=""/>
+                    <pic:cNvPicPr/>
+                  </pic:nvPicPr>
+                  <pic:blipFill>
+                    <a:blip r:embed="rId31"/>
+                    <a:stretch>
+                      <a:fillRect/>
+                    </a:stretch>
+                  </pic:blipFill>
+                  <pic:spPr>
+                    <a:xfrm>
+                      <a:off x="0" y="0"/>
+                      <a:ext cx="5943600" cy="1771650"/>
+                    </a:xfrm>
+                    <a:prstGeom prst="rect">
+                      <a:avLst/>
+                    </a:prstGeom>
+                  </pic:spPr>
+                </pic:pic>
+              </a:graphicData>
+            </a:graphic>
+          </wp:inline>
+        </w:drawing>
+      </w:r>
+    </w:p>
+    <w:p>
+      <w:pPr>
+        <w:rPr>
+          <w:b/>
+        </w:rPr>
+      </w:pPr>
+    </w:p>
+    <w:p>
+      <w:pPr>
+        <w:rPr>
+          <w:b/>
+        </w:rPr>
+      </w:pPr>
+    </w:p>
+    <w:p>
+      <w:pPr>
+        <w:rPr>
+          <w:b/>
+        </w:rPr>
+      </w:pPr>
     </w:p>
     <w:sectPr>
       <w:pgSz w:w="12240" w:h="15840"/>
@@ -814,7 +2573,7 @@
 </file>
 
 <file path=word/styles.xml><?xml version="1.0" encoding="utf-8"?>
-<w:styles xmlns:mc="http://schemas.openxmlformats.org/markup-compatibility/2006" xmlns:r="http://schemas.openxmlformats.org/officeDocument/2006/relationships" xmlns:w="http://schemas.openxmlformats.org/wordprocessingml/2006/main" xmlns:w14="http://schemas.microsoft.com/office/word/2010/wordml" xmlns:w15="http://schemas.microsoft.com/office/word/2012/wordml" mc:Ignorable="w14 w15">
+<w:styles xmlns:mc="http://schemas.openxmlformats.org/markup-compatibility/2006" xmlns:r="http://schemas.openxmlformats.org/officeDocument/2006/relationships" xmlns:w="http://schemas.openxmlformats.org/wordprocessingml/2006/main" xmlns:w14="http://schemas.microsoft.com/office/word/2010/wordml" xmlns:w15="http://schemas.microsoft.com/office/word/2012/wordml" xmlns:w16cid="http://schemas.microsoft.com/office/word/2016/wordml/cid" xmlns:w16se="http://schemas.microsoft.com/office/word/2015/wordml/symex" mc:Ignorable="w14 w15 w16se w16cid">
   <w:docDefaults>
     <w:rPrDefault>
       <w:rPr>
@@ -830,7 +2589,7 @@
       </w:pPr>
     </w:pPrDefault>
   </w:docDefaults>
-  <w:latentStyles w:defLockedState="0" w:defUIPriority="99" w:defSemiHidden="0" w:defUnhideWhenUsed="0" w:defQFormat="0" w:count="371">
+  <w:latentStyles w:defLockedState="0" w:defUIPriority="99" w:defSemiHidden="0" w:defUnhideWhenUsed="0" w:defQFormat="0" w:count="375">
     <w:lsdException w:name="Normal" w:uiPriority="0" w:qFormat="1"/>
     <w:lsdException w:name="heading 1" w:uiPriority="9" w:qFormat="1"/>
     <w:lsdException w:name="heading 2" w:semiHidden="1" w:uiPriority="9" w:unhideWhenUsed="1" w:qFormat="1"/>
@@ -1202,6 +2961,10 @@
     <w:lsdException w:name="List Table 5 Dark Accent 6" w:uiPriority="50"/>
     <w:lsdException w:name="List Table 6 Colorful Accent 6" w:uiPriority="51"/>
     <w:lsdException w:name="List Table 7 Colorful Accent 6" w:uiPriority="52"/>
+    <w:lsdException w:name="Mention" w:semiHidden="1" w:unhideWhenUsed="1"/>
+    <w:lsdException w:name="Smart Hyperlink" w:semiHidden="1" w:unhideWhenUsed="1"/>
+    <w:lsdException w:name="Hashtag" w:semiHidden="1" w:unhideWhenUsed="1"/>
+    <w:lsdException w:name="Unresolved Mention" w:semiHidden="1" w:unhideWhenUsed="1"/>
   </w:latentStyles>
   <w:style w:type="paragraph" w:default="1" w:styleId="Normal">
     <w:name w:val="Normal"/>
@@ -1231,6 +2994,28 @@
       <w:color w:val="2E74B5" w:themeColor="accent1" w:themeShade="BF"/>
       <w:sz w:val="32"/>
       <w:szCs w:val="32"/>
+    </w:rPr>
+  </w:style>
+  <w:style w:type="paragraph" w:styleId="Heading2">
+    <w:name w:val="heading 2"/>
+    <w:basedOn w:val="Normal"/>
+    <w:next w:val="Normal"/>
+    <w:link w:val="Heading2Char"/>
+    <w:uiPriority w:val="9"/>
+    <w:semiHidden/>
+    <w:unhideWhenUsed/>
+    <w:qFormat/>
+    <w:rsid w:val="005A47FC"/>
+    <w:pPr>
+      <w:keepNext/>
+      <w:keepLines/>
+      <w:spacing w:before="40" w:after="0"/>
+      <w:outlineLvl w:val="1"/>
+    </w:pPr>
+    <w:rPr>
+      <w:rFonts w:asciiTheme="majorHAnsi" w:eastAsiaTheme="majorEastAsia" w:hAnsiTheme="majorHAnsi" w:cstheme="majorBidi"/>
+      <w:color w:val="2E74B5" w:themeColor="accent1" w:themeShade="BF"/>
+      <w:szCs w:val="26"/>
     </w:rPr>
   </w:style>
   <w:style w:type="character" w:default="1" w:styleId="DefaultParagraphFont">
@@ -1271,6 +3056,68 @@
       <w:color w:val="2E74B5" w:themeColor="accent1" w:themeShade="BF"/>
       <w:sz w:val="32"/>
       <w:szCs w:val="32"/>
+    </w:rPr>
+  </w:style>
+  <w:style w:type="character" w:customStyle="1" w:styleId="Heading2Char">
+    <w:name w:val="Heading 2 Char"/>
+    <w:basedOn w:val="DefaultParagraphFont"/>
+    <w:link w:val="Heading2"/>
+    <w:uiPriority w:val="9"/>
+    <w:semiHidden/>
+    <w:rsid w:val="005A47FC"/>
+    <w:rPr>
+      <w:rFonts w:asciiTheme="majorHAnsi" w:eastAsiaTheme="majorEastAsia" w:hAnsiTheme="majorHAnsi" w:cstheme="majorBidi"/>
+      <w:color w:val="2E74B5" w:themeColor="accent1" w:themeShade="BF"/>
+      <w:sz w:val="26"/>
+      <w:szCs w:val="26"/>
+    </w:rPr>
+  </w:style>
+  <w:style w:type="paragraph" w:styleId="TOCHeading">
+    <w:name w:val="TOC Heading"/>
+    <w:basedOn w:val="Heading1"/>
+    <w:next w:val="Normal"/>
+    <w:uiPriority w:val="39"/>
+    <w:unhideWhenUsed/>
+    <w:qFormat/>
+    <w:rsid w:val="005D3609"/>
+    <w:pPr>
+      <w:outlineLvl w:val="9"/>
+    </w:pPr>
+  </w:style>
+  <w:style w:type="paragraph" w:styleId="TOC1">
+    <w:name w:val="toc 1"/>
+    <w:basedOn w:val="Normal"/>
+    <w:next w:val="Normal"/>
+    <w:autoRedefine/>
+    <w:uiPriority w:val="39"/>
+    <w:unhideWhenUsed/>
+    <w:rsid w:val="005D3609"/>
+    <w:pPr>
+      <w:spacing w:after="100"/>
+    </w:pPr>
+  </w:style>
+  <w:style w:type="paragraph" w:styleId="TOC2">
+    <w:name w:val="toc 2"/>
+    <w:basedOn w:val="Normal"/>
+    <w:next w:val="Normal"/>
+    <w:autoRedefine/>
+    <w:uiPriority w:val="39"/>
+    <w:unhideWhenUsed/>
+    <w:rsid w:val="005D3609"/>
+    <w:pPr>
+      <w:spacing w:after="100"/>
+      <w:ind w:left="260"/>
+    </w:pPr>
+  </w:style>
+  <w:style w:type="character" w:styleId="Hyperlink">
+    <w:name w:val="Hyperlink"/>
+    <w:basedOn w:val="DefaultParagraphFont"/>
+    <w:uiPriority w:val="99"/>
+    <w:unhideWhenUsed/>
+    <w:rsid w:val="005D3609"/>
+    <w:rPr>
+      <w:color w:val="0563C1" w:themeColor="hyperlink"/>
+      <w:u w:val="single"/>
     </w:rPr>
   </w:style>
 </w:styles>
@@ -1542,7 +3389,7 @@
 </file>
 
 <file path=customXml/itemProps1.xml><?xml version="1.0" encoding="utf-8"?>
-<ds:datastoreItem xmlns:ds="http://schemas.openxmlformats.org/officeDocument/2006/customXml" ds:itemID="{33A9605D-2AD1-43DC-A099-E469E8BE85E3}">
+<ds:datastoreItem xmlns:ds="http://schemas.openxmlformats.org/officeDocument/2006/customXml" ds:itemID="{558CA584-495B-4521-8043-67B833FABB5C}">
   <ds:schemaRefs>
     <ds:schemaRef ds:uri="http://schemas.openxmlformats.org/officeDocument/2006/bibliography"/>
   </ds:schemaRefs>
